--- a/lawDocs/Политика_конфиденциальности_MOOOZA (3).docx
+++ b/lawDocs/Политика_конфиденциальности_MOOOZA (3).docx
@@ -117,57 +117,17 @@
           <w:szCs w:val="24"/>
           <w:lang w:eastAsia="ru-RU"/>
         </w:rPr>
-        <w:t>Редакция от:</w:t>
-      </w:r>
-      <w:r>
-        <w:rPr>
-          <w:rFonts w:ascii="Times New Roman" w:eastAsia="Times New Roman" w:hAnsi="Times New Roman" w:cs="Times New Roman"/>
-          <w:color w:val="000000" w:themeColor="text1"/>
-          <w:sz w:val="24"/>
-          <w:szCs w:val="24"/>
-          <w:lang w:eastAsia="ru-RU"/>
-        </w:rPr>
-        <w:t> «</w:t>
-      </w:r>
-      <w:r>
-        <w:rPr>
-          <w:rFonts w:ascii="Times New Roman" w:eastAsia="Times New Roman" w:hAnsi="Times New Roman" w:cs="Times New Roman"/>
-          <w:color w:val="000000" w:themeColor="text1"/>
-          <w:sz w:val="24"/>
-          <w:szCs w:val="24"/>
-          <w:lang w:eastAsia="ru-RU"/>
-        </w:rPr>
-        <w:t>31</w:t>
-      </w:r>
-      <w:r>
-        <w:rPr>
-          <w:rFonts w:ascii="Times New Roman" w:eastAsia="Times New Roman" w:hAnsi="Times New Roman" w:cs="Times New Roman"/>
-          <w:color w:val="000000" w:themeColor="text1"/>
-          <w:sz w:val="24"/>
-          <w:szCs w:val="24"/>
-          <w:lang w:eastAsia="ru-RU"/>
-        </w:rPr>
-        <w:t xml:space="preserve">» </w:t>
-      </w:r>
-      <w:r>
-        <w:rPr>
-          <w:rFonts w:ascii="Times New Roman" w:eastAsia="Times New Roman" w:hAnsi="Times New Roman" w:cs="Times New Roman"/>
-          <w:color w:val="000000" w:themeColor="text1"/>
-          <w:sz w:val="24"/>
-          <w:szCs w:val="24"/>
-          <w:lang w:eastAsia="ru-RU"/>
-        </w:rPr>
-        <w:t>мая</w:t>
-      </w:r>
-      <w:r>
-        <w:rPr>
-          <w:rFonts w:ascii="Times New Roman" w:eastAsia="Times New Roman" w:hAnsi="Times New Roman" w:cs="Times New Roman"/>
-          <w:color w:val="000000" w:themeColor="text1"/>
-          <w:sz w:val="24"/>
-          <w:szCs w:val="24"/>
-          <w:lang w:eastAsia="ru-RU"/>
-        </w:rPr>
-        <w:t xml:space="preserve"> 2026 г.</w:t>
+        <w:t xml:space="preserve">Редакция от:</w:t>
+      </w:r>
+      <w:r>
+        <w:rPr>
+          <w:rFonts w:ascii="Times New Roman" w:eastAsia="Times New Roman" w:hAnsi="Times New Roman" w:cs="Times New Roman"/>
+          <w:color w:val="000000" w:themeColor="text1"/>
+          <w:sz w:val="24"/>
+          <w:szCs w:val="24"/>
+          <w:lang w:eastAsia="ru-RU"/>
+        </w:rPr>
+        <w:t xml:space="preserve"> «9» октября 2026 г.</w:t>
       </w:r>
     </w:p>
     <w:p>
@@ -609,6 +569,34 @@
           <w:szCs w:val="24"/>
           <w:lang w:eastAsia="ru-RU"/>
         </w:rPr>
+        <w:t xml:space="preserve">при просмотре публичных разделов Платформы без регистрации (в режиме гостя);</w:t>
+      </w:r>
+    </w:p>
+    <w:p>
+      <w:pPr>
+        <w:numPr>
+          <w:ilvl w:val="0"/>
+          <w:numId w:val="2"/>
+        </w:numPr>
+        <w:shd w:val="clear" w:color="auto" w:fill="FFFFFF"/>
+        <w:spacing w:before="120" w:after="120" w:line="276" w:lineRule="auto"/>
+        <w:jc w:val="both"/>
+        <w:rPr>
+          <w:rFonts w:ascii="Times New Roman" w:eastAsia="Times New Roman" w:hAnsi="Times New Roman" w:cs="Times New Roman"/>
+          <w:color w:val="000000" w:themeColor="text1"/>
+          <w:sz w:val="24"/>
+          <w:szCs w:val="24"/>
+          <w:lang w:eastAsia="ru-RU"/>
+        </w:rPr>
+      </w:pPr>
+      <w:r>
+        <w:rPr>
+          <w:rFonts w:ascii="Times New Roman" w:eastAsia="Times New Roman" w:hAnsi="Times New Roman" w:cs="Times New Roman"/>
+          <w:color w:val="000000" w:themeColor="text1"/>
+          <w:sz w:val="24"/>
+          <w:szCs w:val="24"/>
+          <w:lang w:eastAsia="ru-RU"/>
+        </w:rPr>
         <w:t>при включении в лист ожидания;</w:t>
       </w:r>
     </w:p>
@@ -2266,6 +2254,34 @@
     </w:p>
     <w:p>
       <w:pPr>
+        <w:numPr>
+          <w:ilvl w:val="0"/>
+          <w:numId w:val="2"/>
+        </w:numPr>
+        <w:shd w:val="clear" w:color="auto" w:fill="FFFFFF"/>
+        <w:spacing w:before="120" w:after="120" w:line="276" w:lineRule="auto"/>
+        <w:jc w:val="both"/>
+        <w:rPr>
+          <w:rFonts w:ascii="Times New Roman" w:eastAsia="Times New Roman" w:hAnsi="Times New Roman" w:cs="Times New Roman"/>
+          <w:color w:val="000000" w:themeColor="text1"/>
+          <w:sz w:val="24"/>
+          <w:szCs w:val="24"/>
+          <w:lang w:eastAsia="ru-RU"/>
+        </w:rPr>
+      </w:pPr>
+      <w:r>
+        <w:rPr>
+          <w:rFonts w:ascii="Times New Roman" w:eastAsia="Times New Roman" w:hAnsi="Times New Roman" w:cs="Times New Roman"/>
+          <w:color w:val="000000" w:themeColor="text1"/>
+          <w:sz w:val="24"/>
+          <w:szCs w:val="24"/>
+          <w:lang w:eastAsia="ru-RU"/>
+        </w:rPr>
+        <w:t xml:space="preserve">сведения о согласии на обработку персональных данных (обязательно для включения в лист ожидания) и о согласии на получение рекламных и информационных рассылок (по желанию);</w:t>
+      </w:r>
+    </w:p>
+    <w:p>
+      <w:pPr>
         <w:shd w:val="clear" w:color="auto" w:fill="FFFFFF"/>
         <w:spacing w:before="120" w:after="120" w:line="276" w:lineRule="auto"/>
         <w:jc w:val="both"/>
@@ -4741,6 +4757,194 @@
           <w:lang w:eastAsia="ru-RU"/>
         </w:rPr>
         <w:t>сведения, которые Платформа обязана хранить в силу закона либо в целях защиты своих прав и законных интересов.</w:t>
+      </w:r>
+    </w:p>
+    <w:p>
+      <w:pPr>
+        <w:shd w:val="clear" w:color="auto" w:fill="FFFFFF"/>
+        <w:spacing w:before="120" w:after="120" w:line="276" w:lineRule="auto"/>
+        <w:jc w:val="both"/>
+        <w:rPr>
+          <w:rFonts w:ascii="Times New Roman" w:eastAsia="Times New Roman" w:hAnsi="Times New Roman" w:cs="Times New Roman"/>
+          <w:b/>
+          <w:bCs/>
+          <w:color w:val="000000" w:themeColor="text1"/>
+          <w:sz w:val="24"/>
+          <w:szCs w:val="24"/>
+          <w:lang w:eastAsia="ru-RU"/>
+        </w:rPr>
+      </w:pPr>
+      <w:r>
+        <w:rPr>
+          <w:rFonts w:ascii="Times New Roman" w:eastAsia="Times New Roman" w:hAnsi="Times New Roman" w:cs="Times New Roman"/>
+          <w:b/>
+          <w:bCs/>
+          <w:color w:val="000000" w:themeColor="text1"/>
+          <w:sz w:val="24"/>
+          <w:szCs w:val="24"/>
+          <w:lang w:eastAsia="ru-RU"/>
+        </w:rPr>
+        <w:t xml:space="preserve">4.13. Данные незарегистрированных посетителей (гостей)</w:t>
+      </w:r>
+    </w:p>
+    <w:p>
+      <w:pPr>
+        <w:shd w:val="clear" w:color="auto" w:fill="FFFFFF"/>
+        <w:spacing w:before="120" w:after="120" w:line="276" w:lineRule="auto"/>
+        <w:jc w:val="both"/>
+        <w:rPr>
+          <w:rFonts w:ascii="Times New Roman" w:eastAsia="Times New Roman" w:hAnsi="Times New Roman" w:cs="Times New Roman"/>
+          <w:color w:val="000000" w:themeColor="text1"/>
+          <w:sz w:val="24"/>
+          <w:szCs w:val="24"/>
+          <w:lang w:eastAsia="ru-RU"/>
+        </w:rPr>
+      </w:pPr>
+      <w:r>
+        <w:rPr>
+          <w:rFonts w:ascii="Times New Roman" w:eastAsia="Times New Roman" w:hAnsi="Times New Roman" w:cs="Times New Roman"/>
+          <w:color w:val="000000" w:themeColor="text1"/>
+          <w:sz w:val="24"/>
+          <w:szCs w:val="24"/>
+          <w:lang w:eastAsia="ru-RU"/>
+        </w:rPr>
+        <w:t xml:space="preserve">При просмотре публичных разделов Платформы без регистрации обрабатываются только данные, необходимые для работы сайта и его безопасности:</w:t>
+      </w:r>
+    </w:p>
+    <w:p>
+      <w:pPr>
+        <w:numPr>
+          <w:ilvl w:val="0"/>
+          <w:numId w:val="2"/>
+        </w:numPr>
+        <w:shd w:val="clear" w:color="auto" w:fill="FFFFFF"/>
+        <w:spacing w:before="120" w:after="120" w:line="276" w:lineRule="auto"/>
+        <w:jc w:val="both"/>
+        <w:rPr>
+          <w:rFonts w:ascii="Times New Roman" w:eastAsia="Times New Roman" w:hAnsi="Times New Roman" w:cs="Times New Roman"/>
+          <w:color w:val="000000" w:themeColor="text1"/>
+          <w:sz w:val="24"/>
+          <w:szCs w:val="24"/>
+          <w:lang w:eastAsia="ru-RU"/>
+        </w:rPr>
+      </w:pPr>
+      <w:r>
+        <w:rPr>
+          <w:rFonts w:ascii="Times New Roman" w:eastAsia="Times New Roman" w:hAnsi="Times New Roman" w:cs="Times New Roman"/>
+          <w:color w:val="000000" w:themeColor="text1"/>
+          <w:sz w:val="24"/>
+          <w:szCs w:val="24"/>
+          <w:lang w:eastAsia="ru-RU"/>
+        </w:rPr>
+        <w:t xml:space="preserve">IP-адрес, сведения о браузере и устройстве, адрес запрошенной страницы, дата и время запроса;</w:t>
+      </w:r>
+    </w:p>
+    <w:p>
+      <w:pPr>
+        <w:numPr>
+          <w:ilvl w:val="0"/>
+          <w:numId w:val="2"/>
+        </w:numPr>
+        <w:shd w:val="clear" w:color="auto" w:fill="FFFFFF"/>
+        <w:spacing w:before="120" w:after="120" w:line="276" w:lineRule="auto"/>
+        <w:jc w:val="both"/>
+        <w:rPr>
+          <w:rFonts w:ascii="Times New Roman" w:eastAsia="Times New Roman" w:hAnsi="Times New Roman" w:cs="Times New Roman"/>
+          <w:color w:val="000000" w:themeColor="text1"/>
+          <w:sz w:val="24"/>
+          <w:szCs w:val="24"/>
+          <w:lang w:eastAsia="ru-RU"/>
+        </w:rPr>
+      </w:pPr>
+      <w:r>
+        <w:rPr>
+          <w:rFonts w:ascii="Times New Roman" w:eastAsia="Times New Roman" w:hAnsi="Times New Roman" w:cs="Times New Roman"/>
+          <w:color w:val="000000" w:themeColor="text1"/>
+          <w:sz w:val="24"/>
+          <w:szCs w:val="24"/>
+          <w:lang w:eastAsia="ru-RU"/>
+        </w:rPr>
+        <w:t xml:space="preserve">строго необходимые cookies и данные локального хранилища браузера (например, выбор в уведомлении о cookies и служебные настройки интерфейса);</w:t>
+      </w:r>
+    </w:p>
+    <w:p>
+      <w:pPr>
+        <w:numPr>
+          <w:ilvl w:val="0"/>
+          <w:numId w:val="2"/>
+        </w:numPr>
+        <w:shd w:val="clear" w:color="auto" w:fill="FFFFFF"/>
+        <w:spacing w:before="120" w:after="120" w:line="276" w:lineRule="auto"/>
+        <w:jc w:val="both"/>
+        <w:rPr>
+          <w:rFonts w:ascii="Times New Roman" w:eastAsia="Times New Roman" w:hAnsi="Times New Roman" w:cs="Times New Roman"/>
+          <w:color w:val="000000" w:themeColor="text1"/>
+          <w:sz w:val="24"/>
+          <w:szCs w:val="24"/>
+          <w:lang w:eastAsia="ru-RU"/>
+        </w:rPr>
+      </w:pPr>
+      <w:r>
+        <w:rPr>
+          <w:rFonts w:ascii="Times New Roman" w:eastAsia="Times New Roman" w:hAnsi="Times New Roman" w:cs="Times New Roman"/>
+          <w:color w:val="000000" w:themeColor="text1"/>
+          <w:sz w:val="24"/>
+          <w:szCs w:val="24"/>
+          <w:lang w:eastAsia="ru-RU"/>
+        </w:rPr>
+        <w:t xml:space="preserve">данные веб-аналитики (Яндекс.Метрика) — только если посетитель выбрал «Принять» в уведомлении о cookies;</w:t>
+      </w:r>
+    </w:p>
+    <w:p>
+      <w:pPr>
+        <w:numPr>
+          <w:ilvl w:val="0"/>
+          <w:numId w:val="2"/>
+        </w:numPr>
+        <w:shd w:val="clear" w:color="auto" w:fill="FFFFFF"/>
+        <w:spacing w:before="120" w:after="120" w:line="276" w:lineRule="auto"/>
+        <w:jc w:val="both"/>
+        <w:rPr>
+          <w:rFonts w:ascii="Times New Roman" w:eastAsia="Times New Roman" w:hAnsi="Times New Roman" w:cs="Times New Roman"/>
+          <w:color w:val="000000" w:themeColor="text1"/>
+          <w:sz w:val="24"/>
+          <w:szCs w:val="24"/>
+          <w:lang w:eastAsia="ru-RU"/>
+        </w:rPr>
+      </w:pPr>
+      <w:r>
+        <w:rPr>
+          <w:rFonts w:ascii="Times New Roman" w:eastAsia="Times New Roman" w:hAnsi="Times New Roman" w:cs="Times New Roman"/>
+          <w:color w:val="000000" w:themeColor="text1"/>
+          <w:sz w:val="24"/>
+          <w:szCs w:val="24"/>
+          <w:lang w:eastAsia="ru-RU"/>
+        </w:rPr>
+        <w:t xml:space="preserve">сведения, которые посетитель сам указывает в форме «Получить доступ» (лист ожидания): адрес электронной почты, выбранная категория и сведения о согласиях.</w:t>
+      </w:r>
+    </w:p>
+    <w:p>
+      <w:pPr>
+        <w:shd w:val="clear" w:color="auto" w:fill="FFFFFF"/>
+        <w:spacing w:before="120" w:after="120" w:line="276" w:lineRule="auto"/>
+        <w:jc w:val="both"/>
+        <w:rPr>
+          <w:rFonts w:ascii="Times New Roman" w:eastAsia="Times New Roman" w:hAnsi="Times New Roman" w:cs="Times New Roman"/>
+          <w:color w:val="000000" w:themeColor="text1"/>
+          <w:sz w:val="24"/>
+          <w:szCs w:val="24"/>
+          <w:lang w:eastAsia="ru-RU"/>
+        </w:rPr>
+      </w:pPr>
+      <w:r>
+        <w:rPr>
+          <w:rFonts w:ascii="Times New Roman" w:eastAsia="Times New Roman" w:hAnsi="Times New Roman" w:cs="Times New Roman"/>
+          <w:color w:val="000000" w:themeColor="text1"/>
+          <w:sz w:val="24"/>
+          <w:szCs w:val="24"/>
+          <w:lang w:eastAsia="ru-RU"/>
+        </w:rPr>
+        <w:t xml:space="preserve">Для защиты от перегрузки и автоматизированного сбора данных Платформа может ограничивать частоту запросов с одного IP-адреса.</w:t>
       </w:r>
     </w:p>
     <w:p>
@@ -7889,6 +8093,34 @@
     </w:p>
     <w:p>
       <w:pPr>
+        <w:numPr>
+          <w:ilvl w:val="0"/>
+          <w:numId w:val="2"/>
+        </w:numPr>
+        <w:shd w:val="clear" w:color="auto" w:fill="FFFFFF"/>
+        <w:spacing w:before="120" w:after="120" w:line="276" w:lineRule="auto"/>
+        <w:jc w:val="both"/>
+        <w:rPr>
+          <w:rFonts w:ascii="Times New Roman" w:eastAsia="Times New Roman" w:hAnsi="Times New Roman" w:cs="Times New Roman"/>
+          <w:color w:val="000000" w:themeColor="text1"/>
+          <w:sz w:val="24"/>
+          <w:szCs w:val="24"/>
+          <w:lang w:eastAsia="ru-RU"/>
+        </w:rPr>
+      </w:pPr>
+      <w:r>
+        <w:rPr>
+          <w:rFonts w:ascii="Times New Roman" w:eastAsia="Times New Roman" w:hAnsi="Times New Roman" w:cs="Times New Roman"/>
+          <w:color w:val="000000" w:themeColor="text1"/>
+          <w:sz w:val="24"/>
+          <w:szCs w:val="24"/>
+          <w:lang w:eastAsia="ru-RU"/>
+        </w:rPr>
+        <w:t xml:space="preserve">распространение персональных данных, разрешённых субъектом для публичного предоставления (публичный профиль), в том числе показ незарегистрированным посетителям и индексация поисковыми системами (ст. 10.1 152-ФЗ);</w:t>
+      </w:r>
+    </w:p>
+    <w:p>
+      <w:pPr>
         <w:shd w:val="clear" w:color="auto" w:fill="FFFFFF"/>
         <w:spacing w:before="120" w:after="120" w:line="276" w:lineRule="auto"/>
         <w:jc w:val="both"/>
@@ -9959,6 +10191,78 @@
         <w:jc w:val="both"/>
         <w:rPr>
           <w:rFonts w:ascii="Times New Roman" w:eastAsia="Times New Roman" w:hAnsi="Times New Roman" w:cs="Times New Roman"/>
+          <w:color w:val="000000" w:themeColor="text1"/>
+          <w:sz w:val="24"/>
+          <w:szCs w:val="24"/>
+          <w:lang w:eastAsia="ru-RU"/>
+        </w:rPr>
+      </w:pPr>
+      <w:r>
+        <w:rPr>
+          <w:rFonts w:ascii="Times New Roman" w:eastAsia="Times New Roman" w:hAnsi="Times New Roman" w:cs="Times New Roman"/>
+          <w:b/>
+          <w:bCs/>
+          <w:color w:val="000000" w:themeColor="text1"/>
+          <w:sz w:val="24"/>
+          <w:szCs w:val="24"/>
+          <w:lang w:eastAsia="ru-RU"/>
+        </w:rPr>
+        <w:t xml:space="preserve">11.5.</w:t>
+      </w:r>
+      <w:r>
+        <w:rPr>
+          <w:rFonts w:ascii="Times New Roman" w:eastAsia="Times New Roman" w:hAnsi="Times New Roman" w:cs="Times New Roman"/>
+          <w:color w:val="000000" w:themeColor="text1"/>
+          <w:sz w:val="24"/>
+          <w:szCs w:val="24"/>
+          <w:lang w:eastAsia="ru-RU"/>
+        </w:rPr>
+        <w:t xml:space="preserve"> Сервис веб-аналитики Яндекс.Метрика (ООО «ЯНДЕКС») подключается только после того, как посетитель или Пользователь нажмёт «Принять» в уведомлении о cookies. При выборе «Только нужные» используются только строго необходимые cookies и технологии, без которых невозможны авторизация, обеспечение безопасности и сохранение настроек.</w:t>
+      </w:r>
+    </w:p>
+    <w:p>
+      <w:pPr>
+        <w:shd w:val="clear" w:color="auto" w:fill="FFFFFF"/>
+        <w:spacing w:before="120" w:after="120" w:line="276" w:lineRule="auto"/>
+        <w:jc w:val="both"/>
+        <w:rPr>
+          <w:rFonts w:ascii="Times New Roman" w:eastAsia="Times New Roman" w:hAnsi="Times New Roman" w:cs="Times New Roman"/>
+          <w:color w:val="000000" w:themeColor="text1"/>
+          <w:sz w:val="24"/>
+          <w:szCs w:val="24"/>
+          <w:lang w:eastAsia="ru-RU"/>
+        </w:rPr>
+      </w:pPr>
+      <w:r>
+        <w:rPr>
+          <w:rFonts w:ascii="Times New Roman" w:eastAsia="Times New Roman" w:hAnsi="Times New Roman" w:cs="Times New Roman"/>
+          <w:b/>
+          <w:bCs/>
+          <w:color w:val="000000" w:themeColor="text1"/>
+          <w:sz w:val="24"/>
+          <w:szCs w:val="24"/>
+          <w:lang w:eastAsia="ru-RU"/>
+        </w:rPr>
+        <w:t xml:space="preserve">11.6.</w:t>
+      </w:r>
+      <w:r>
+        <w:rPr>
+          <w:rFonts w:ascii="Times New Roman" w:eastAsia="Times New Roman" w:hAnsi="Times New Roman" w:cs="Times New Roman"/>
+          <w:color w:val="000000" w:themeColor="text1"/>
+          <w:sz w:val="24"/>
+          <w:szCs w:val="24"/>
+          <w:lang w:eastAsia="ru-RU"/>
+        </w:rPr>
+        <w:t xml:space="preserve"> Изменить сделанный выбор можно, очистив данные сайта в браузере: при следующем посещении уведомление о cookies будет показано повторно.</w:t>
+      </w:r>
+    </w:p>
+    <w:p>
+      <w:pPr>
+        <w:shd w:val="clear" w:color="auto" w:fill="FFFFFF"/>
+        <w:spacing w:before="120" w:after="120" w:line="276" w:lineRule="auto"/>
+        <w:jc w:val="both"/>
+        <w:rPr>
+          <w:rFonts w:ascii="Times New Roman" w:eastAsia="Times New Roman" w:hAnsi="Times New Roman" w:cs="Times New Roman"/>
           <w:b/>
           <w:bCs/>
           <w:color w:val="000000" w:themeColor="text1"/>
@@ -10763,6 +11067,154 @@
           <w:lang w:eastAsia="ru-RU"/>
         </w:rPr>
         <w:t>Только при наличии законного основания, отдельного согласия Пользователя или иной правомерной причины, предусмотренной законом.</w:t>
+      </w:r>
+    </w:p>
+    <w:p>
+      <w:pPr>
+        <w:shd w:val="clear" w:color="auto" w:fill="FFFFFF"/>
+        <w:spacing w:before="120" w:after="120" w:line="276" w:lineRule="auto"/>
+        <w:jc w:val="both"/>
+        <w:rPr>
+          <w:rFonts w:ascii="Times New Roman" w:eastAsia="Times New Roman" w:hAnsi="Times New Roman" w:cs="Times New Roman"/>
+          <w:b/>
+          <w:bCs/>
+          <w:color w:val="000000" w:themeColor="text1"/>
+          <w:sz w:val="24"/>
+          <w:szCs w:val="24"/>
+          <w:lang w:eastAsia="ru-RU"/>
+        </w:rPr>
+      </w:pPr>
+      <w:r>
+        <w:rPr>
+          <w:rFonts w:ascii="Times New Roman" w:eastAsia="Times New Roman" w:hAnsi="Times New Roman" w:cs="Times New Roman"/>
+          <w:b/>
+          <w:bCs/>
+          <w:color w:val="000000" w:themeColor="text1"/>
+          <w:sz w:val="24"/>
+          <w:szCs w:val="24"/>
+          <w:lang w:eastAsia="ru-RU"/>
+        </w:rPr>
+        <w:t xml:space="preserve">12.6. Публичный доступ к сведениям Платформы, в том числе для незарегистрированных посетителей и поисковых систем</w:t>
+      </w:r>
+    </w:p>
+    <w:p>
+      <w:pPr>
+        <w:shd w:val="clear" w:color="auto" w:fill="FFFFFF"/>
+        <w:spacing w:before="120" w:after="120" w:line="276" w:lineRule="auto"/>
+        <w:jc w:val="both"/>
+        <w:rPr>
+          <w:rFonts w:ascii="Times New Roman" w:eastAsia="Times New Roman" w:hAnsi="Times New Roman" w:cs="Times New Roman"/>
+          <w:color w:val="000000" w:themeColor="text1"/>
+          <w:sz w:val="24"/>
+          <w:szCs w:val="24"/>
+          <w:lang w:eastAsia="ru-RU"/>
+        </w:rPr>
+      </w:pPr>
+      <w:r>
+        <w:rPr>
+          <w:rFonts w:ascii="Times New Roman" w:eastAsia="Times New Roman" w:hAnsi="Times New Roman" w:cs="Times New Roman"/>
+          <w:color w:val="000000" w:themeColor="text1"/>
+          <w:sz w:val="24"/>
+          <w:szCs w:val="24"/>
+          <w:lang w:eastAsia="ru-RU"/>
+        </w:rPr>
+        <w:t xml:space="preserve">Отдельные разделы Платформы доступны для просмотра без регистрации: страницы артистов и коллективов, релизы и клипы, лента публикаций, каталог услуг и исполнителей, заказы и вакансии, а также публичные профили Пользователей.</w:t>
+      </w:r>
+    </w:p>
+    <w:p>
+      <w:pPr>
+        <w:shd w:val="clear" w:color="auto" w:fill="FFFFFF"/>
+        <w:spacing w:before="120" w:after="120" w:line="276" w:lineRule="auto"/>
+        <w:jc w:val="both"/>
+        <w:rPr>
+          <w:rFonts w:ascii="Times New Roman" w:eastAsia="Times New Roman" w:hAnsi="Times New Roman" w:cs="Times New Roman"/>
+          <w:color w:val="000000" w:themeColor="text1"/>
+          <w:sz w:val="24"/>
+          <w:szCs w:val="24"/>
+          <w:lang w:eastAsia="ru-RU"/>
+        </w:rPr>
+      </w:pPr>
+      <w:r>
+        <w:rPr>
+          <w:rFonts w:ascii="Times New Roman" w:eastAsia="Times New Roman" w:hAnsi="Times New Roman" w:cs="Times New Roman"/>
+          <w:color w:val="000000" w:themeColor="text1"/>
+          <w:sz w:val="24"/>
+          <w:szCs w:val="24"/>
+          <w:lang w:eastAsia="ru-RU"/>
+        </w:rPr>
+        <w:t xml:space="preserve">Профиль Пользователя и связанные с ним сведения (имя, никнейм, фотография, город, профессии, услуги, портфолио, публикации) показываются незарегистрированным посетителям и могут индексироваться поисковыми системами и иными автоматизированными сервисами только при наличии согласия Пользователя на обработку персональных данных, разрешённых для публичного предоставления (ст. 10.1 152-ФЗ), и в объёме этого согласия.</w:t>
+      </w:r>
+    </w:p>
+    <w:p>
+      <w:pPr>
+        <w:shd w:val="clear" w:color="auto" w:fill="FFFFFF"/>
+        <w:spacing w:before="120" w:after="120" w:line="276" w:lineRule="auto"/>
+        <w:jc w:val="both"/>
+        <w:rPr>
+          <w:rFonts w:ascii="Times New Roman" w:eastAsia="Times New Roman" w:hAnsi="Times New Roman" w:cs="Times New Roman"/>
+          <w:color w:val="000000" w:themeColor="text1"/>
+          <w:sz w:val="24"/>
+          <w:szCs w:val="24"/>
+          <w:lang w:eastAsia="ru-RU"/>
+        </w:rPr>
+      </w:pPr>
+      <w:r>
+        <w:rPr>
+          <w:rFonts w:ascii="Times New Roman" w:eastAsia="Times New Roman" w:hAnsi="Times New Roman" w:cs="Times New Roman"/>
+          <w:color w:val="000000" w:themeColor="text1"/>
+          <w:sz w:val="24"/>
+          <w:szCs w:val="24"/>
+          <w:lang w:eastAsia="ru-RU"/>
+        </w:rPr>
+        <w:t xml:space="preserve">Незарегистрированным посетителям и поисковым системам не предоставляются: контактные данные (телефон, адрес электронной почты, ссылки на мессенджеры и личные социальные сети), дата рождения, сведения о присутствии в сети и времени ответа, списки связей и друзей, переписка, сведения о сделках и платежах. Контактные данные, указанные в свободном тексте публикаций и описаний, при показе незарегистрированным посетителям могут маскироваться.</w:t>
+      </w:r>
+    </w:p>
+    <w:p>
+      <w:pPr>
+        <w:shd w:val="clear" w:color="auto" w:fill="FFFFFF"/>
+        <w:spacing w:before="120" w:after="120" w:line="276" w:lineRule="auto"/>
+        <w:jc w:val="both"/>
+        <w:rPr>
+          <w:rFonts w:ascii="Times New Roman" w:eastAsia="Times New Roman" w:hAnsi="Times New Roman" w:cs="Times New Roman"/>
+          <w:color w:val="000000" w:themeColor="text1"/>
+          <w:sz w:val="24"/>
+          <w:szCs w:val="24"/>
+          <w:lang w:eastAsia="ru-RU"/>
+        </w:rPr>
+      </w:pPr>
+      <w:r>
+        <w:rPr>
+          <w:rFonts w:ascii="Times New Roman" w:eastAsia="Times New Roman" w:hAnsi="Times New Roman" w:cs="Times New Roman"/>
+          <w:color w:val="000000" w:themeColor="text1"/>
+          <w:sz w:val="24"/>
+          <w:szCs w:val="24"/>
+          <w:lang w:eastAsia="ru-RU"/>
+        </w:rPr>
+        <w:t xml:space="preserve">Сведения о Пользователях, не давших согласия на публичное представление, показываются незарегистрированным посетителям в обезличенном виде (например, «Участник Moooza»): без имени, фотографии и ссылки на профиль.</w:t>
+      </w:r>
+    </w:p>
+    <w:p>
+      <w:pPr>
+        <w:shd w:val="clear" w:color="auto" w:fill="FFFFFF"/>
+        <w:spacing w:before="120" w:after="120" w:line="276" w:lineRule="auto"/>
+        <w:jc w:val="both"/>
+        <w:rPr>
+          <w:rFonts w:ascii="Times New Roman" w:eastAsia="Times New Roman" w:hAnsi="Times New Roman" w:cs="Times New Roman"/>
+          <w:color w:val="000000" w:themeColor="text1"/>
+          <w:sz w:val="24"/>
+          <w:szCs w:val="24"/>
+          <w:lang w:eastAsia="ru-RU"/>
+        </w:rPr>
+      </w:pPr>
+      <w:r>
+        <w:rPr>
+          <w:rFonts w:ascii="Times New Roman" w:eastAsia="Times New Roman" w:hAnsi="Times New Roman" w:cs="Times New Roman"/>
+          <w:color w:val="000000" w:themeColor="text1"/>
+          <w:sz w:val="24"/>
+          <w:szCs w:val="24"/>
+          <w:lang w:eastAsia="ru-RU"/>
+        </w:rPr>
+        <w:t xml:space="preserve">Пользователь может в любой момент отозвать согласие на публичное представление профиля в разделе «Настройки → Приватность» либо запретить показ профиля в поисковых системах, сохранив его доступным для просмотра на Платформе. После отзыва согласия профиль перестаёт быть доступен незарегистрированным посетителям и исключается из карты сайта для поисковых систем. Оператор направляет поисковым системам доступные ему сигналы об удалении страниц, однако не может гарантировать немедленное удаление копий, сохранённых в кэше поисковых систем и иных сторонних сервисов.</w:t>
       </w:r>
     </w:p>
     <w:p>
@@ -12409,6 +12861,34 @@
           <w:lang w:eastAsia="ru-RU"/>
         </w:rPr>
         <w:t>отзывать согласие на обработку в случаях, когда обработка основана на согласии;</w:t>
+      </w:r>
+    </w:p>
+    <w:p>
+      <w:pPr>
+        <w:numPr>
+          <w:ilvl w:val="0"/>
+          <w:numId w:val="2"/>
+        </w:numPr>
+        <w:shd w:val="clear" w:color="auto" w:fill="FFFFFF"/>
+        <w:spacing w:before="120" w:after="120" w:line="276" w:lineRule="auto"/>
+        <w:jc w:val="both"/>
+        <w:rPr>
+          <w:rFonts w:ascii="Times New Roman" w:eastAsia="Times New Roman" w:hAnsi="Times New Roman" w:cs="Times New Roman"/>
+          <w:color w:val="000000" w:themeColor="text1"/>
+          <w:sz w:val="24"/>
+          <w:szCs w:val="24"/>
+          <w:lang w:eastAsia="ru-RU"/>
+        </w:rPr>
+      </w:pPr>
+      <w:r>
+        <w:rPr>
+          <w:rFonts w:ascii="Times New Roman" w:eastAsia="Times New Roman" w:hAnsi="Times New Roman" w:cs="Times New Roman"/>
+          <w:color w:val="000000" w:themeColor="text1"/>
+          <w:sz w:val="24"/>
+          <w:szCs w:val="24"/>
+          <w:lang w:eastAsia="ru-RU"/>
+        </w:rPr>
+        <w:t xml:space="preserve">отозвать согласие на публичное представление профиля и запретить его показ в поисковых системах в разделе «Настройки → Приватность»;</w:t>
       </w:r>
     </w:p>
     <w:p>
